--- a/docs/woodlands-farm-ops-spec-v1.1.docx
+++ b/docs/woodlands-farm-ops-spec-v1.1.docx
@@ -14584,7 +14584,7 @@
           <w:bCs/>
           <w:b/>
         </w:rPr>
-        <w:t xml:space="preserve">Phase 2, FAO-56 checkbook (built, shipped disabled, switched on in the Water tab).</w:t>
+        <w:t xml:space="preserve">Phase 2, FAO-56 checkbook (built, shipped disabled, switched on on the Water screen).</w:t>
       </w:r>
       <w:r>
         <w:t xml:space="preserve"> </w:t>
@@ -14662,7 +14662,7 @@
         <w:t xml:space="preserve"> </w:t>
       </w:r>
       <w:r>
-        <w:t xml:space="preserve">in the Water tab (drip efficiency 0.9 against roughly 0.7 for sprinklers), which shortens planned run times by about a fifth for the same depth.</w:t>
+        <w:t xml:space="preserve">on the Water screen (drip efficiency 0.9 against roughly 0.7 for sprinklers), which shortens planned run times by about a fifth for the same depth.</w:t>
       </w:r>
     </w:p>
     <w:bookmarkEnd w:id="45"/>
@@ -14799,7 +14799,7 @@
         <w:pStyle w:val="Compact"/>
       </w:pPr>
       <w:r>
-        <w:t xml:space="preserve">Owners and task managers see every task and can do field work themselves from the Tasks tab; caretakers see their own and unassigned tasks.</w:t>
+        <w:t xml:space="preserve">Owners and task managers see every task and can do field work themselves from the Tasks screen; caretakers see their own and unassigned tasks.</w:t>
       </w:r>
     </w:p>
     <w:p>
@@ -15182,7 +15182,7 @@
         <w:pStyle w:val="BodyText"/>
       </w:pPr>
       <w:r>
-        <w:t xml:space="preserve">Status: done, on track (progress above zero, target not passed), behind (target passed), not started, or blocked (manual). The Farm tab shows each milestone with its bar, detail line and, for projects, the steps with a Release button (disabled while a step is already on the list). Targets are proposals for the owner to adjust.</w:t>
+        <w:t xml:space="preserve">Status: done, on track (progress above zero, target not passed), behind (target passed), not started, or blocked (manual). The Farm Map screen shows each milestone with its bar, detail line and, for projects, the steps with a Release button (disabled while a step is already on the list). Targets are proposals for the owner to adjust.</w:t>
       </w:r>
     </w:p>
     <w:p>
@@ -15867,7 +15867,7 @@
         <w:t xml:space="preserve"> </w:t>
       </w:r>
       <w:r>
-        <w:t xml:space="preserve">The owner sets absence dates (and optionally a deputy contact) under the Farm tab. While active:</w:t>
+        <w:t xml:space="preserve">The owner sets absence dates (and optionally a deputy contact) on the Farm Map screen. While active:</w:t>
       </w:r>
       <w:r>
         <w:t xml:space="preserve"> </w:t>
@@ -21006,6 +21006,33 @@
         <w:rPr>
           <w:rStyle w:val="VerbatimChar"/>
         </w:rPr>
+        <w:t xml:space="preserve">GET  /api/sync/notes  -&gt; { notes: [{ event_uuid, note, device_time, server_time, by, media: [{ media_uuid, kind, status }] }] }</w:t>
+      </w:r>
+      <w:r>
+        <w:br/>
+      </w:r>
+      <w:r>
+        <w:rPr>
+          <w:rStyle w:val="VerbatimChar"/>
+        </w:rPr>
+        <w:t xml:space="preserve">                         (farm notes: field_recorded events with instance_id null and payload { note, media: [uuid] };</w:t>
+      </w:r>
+      <w:r>
+        <w:br/>
+      </w:r>
+      <w:r>
+        <w:rPr>
+          <w:rStyle w:val="VerbatimChar"/>
+        </w:rPr>
+        <w:t xml:space="preserve">                          written through POST /api/sync/events and media initiate without an instance)</w:t>
+      </w:r>
+      <w:r>
+        <w:br/>
+      </w:r>
+      <w:r>
+        <w:rPr>
+          <w:rStyle w:val="VerbatimChar"/>
+        </w:rPr>
         <w:t xml:space="preserve">GET  /api/sync/bundle?date=  -&gt; { date, plan: {...instances}, open_instances, templates_delta,</w:t>
       </w:r>
       <w:r>
@@ -22371,7 +22398,7 @@
               <w:jc w:val="left"/>
             </w:pPr>
             <w:r>
-              <w:t xml:space="preserve">A-P1 to A-P4 released from the Farm tab; A-05 baseline walk-round video; measured usable volume replaces the estimate (T1 recalibrates itself)</w:t>
+              <w:t xml:space="preserve">A-P1 to A-P4 released from the Farm Map screen; A-05 baseline walk-round video; measured usable volume replaces the estimate (T1 recalibrates itself)</w:t>
             </w:r>
           </w:p>
         </w:tc>
@@ -25242,6 +25269,44 @@
             </w:pPr>
             <w:r>
               <w:t xml:space="preserve">6.2</w:t>
+            </w:r>
+          </w:p>
+        </w:tc>
+      </w:tr>
+      <w:tr>
+        <w:tc>
+          <w:tcPr/>
+          <w:p>
+            <w:pPr>
+              <w:pStyle w:val="Compact"/>
+              <w:jc w:val="left"/>
+            </w:pPr>
+            <w:r>
+              <w:t xml:space="preserve">App menu in the Tend layout: Dashboard, Tasks, Review, Notes, Farm Map, Crop Plan by Crop and by Map, Time &amp; Attendance, Field Walk, Logs, Rain, Water, KPIs, Settings, Help</w:t>
+            </w:r>
+          </w:p>
+        </w:tc>
+        <w:tc>
+          <w:tcPr/>
+          <w:p>
+            <w:pPr>
+              <w:pStyle w:val="Compact"/>
+              <w:jc w:val="left"/>
+            </w:pPr>
+            <w:r>
+              <w:t xml:space="preserve">Built</w:t>
+            </w:r>
+          </w:p>
+        </w:tc>
+        <w:tc>
+          <w:tcPr/>
+          <w:p>
+            <w:pPr>
+              <w:pStyle w:val="Compact"/>
+              <w:jc w:val="left"/>
+            </w:pPr>
+            <w:r>
+              <w:t xml:space="preserve">Side menu; Notes (offline, with photos, video, voice), crop plan from the cached bundle, Time &amp; Attendance from F-02 records, Field Walk as the day’s walking and scouting tasks</w:t>
             </w:r>
           </w:p>
         </w:tc>

--- a/docs/woodlands-farm-ops-spec-v1.1.docx
+++ b/docs/woodlands-farm-ops-spec-v1.1.docx
@@ -21006,7 +21006,7 @@
         <w:rPr>
           <w:rStyle w:val="VerbatimChar"/>
         </w:rPr>
-        <w:t xml:space="preserve">GET  /api/sync/notes  -&gt; { notes: [{ event_uuid, note, device_time, server_time, by, media: [{ media_uuid, kind, status }] }] }</w:t>
+        <w:t xml:space="preserve">GET  /api/sync/notes[?kind=clock]  -&gt; { notes: [{ event_uuid, note, device_time, server_time, by, media: [{ media_uuid, kind, status }] }] }</w:t>
       </w:r>
       <w:r>
         <w:br/>
@@ -21015,7 +21015,16 @@
         <w:rPr>
           <w:rStyle w:val="VerbatimChar"/>
         </w:rPr>
-        <w:t xml:space="preserve">                         (farm notes: field_recorded events with instance_id null and payload { note, media: [uuid] };</w:t>
+        <w:t xml:space="preserve">                         (farm notes, or clock-ins and outs with kind=clock: field_recorded events with instance_id null and payload</w:t>
+      </w:r>
+      <w:r>
+        <w:br/>
+      </w:r>
+      <w:r>
+        <w:rPr>
+          <w:rStyle w:val="VerbatimChar"/>
+        </w:rPr>
+        <w:t xml:space="preserve">                          { note, media: [uuid] } or { clock: in|out };</w:t>
       </w:r>
       <w:r>
         <w:br/>
@@ -25306,7 +25315,7 @@
               <w:jc w:val="left"/>
             </w:pPr>
             <w:r>
-              <w:t xml:space="preserve">Side menu; Notes (offline, with photos, video, voice), crop plan from the cached bundle, Time &amp; Attendance from F-02 records, Field Walk as the day’s walking and scouting tasks</w:t>
+              <w:t xml:space="preserve">Side menu; Notes (offline, with photos, video, voice), crop plan from the cached bundle, Time &amp; Attendance with offline clock in and out plus the F-02 sheets, a header bell (decisions waiting, or overdue tasks for a caretaker) and globe (English or Shona menu; Shona to be checked by a speaker), Field Walk as the day’s walking and scouting tasks</w:t>
             </w:r>
           </w:p>
         </w:tc>

--- a/docs/woodlands-farm-ops-spec-v1.1.docx
+++ b/docs/woodlands-farm-ops-spec-v1.1.docx
@@ -25291,7 +25291,7 @@
               <w:jc w:val="left"/>
             </w:pPr>
             <w:r>
-              <w:t xml:space="preserve">App menu in the Tend layout: Dashboard, Tasks, Review, Notes, Farm Map, Crop Plan by Crop and by Map, Time &amp; Attendance, Field Walk, Logs, Rain, Water, KPIs, Settings, Help</w:t>
+              <w:t xml:space="preserve">App menu in the Tend layout: Dashboard (weather, week to date against last week, labour hours by person), Tasks (+ to add a task or note), Review, Sales (totals, customers from the buyer field), Notes, Farm Map, Crop Plan by Crop and by Map, Time &amp; Attendance, Field Walk, Logs, Rain, Water, KPIs, Settings, Help</w:t>
             </w:r>
           </w:p>
         </w:tc>

--- a/docs/woodlands-farm-ops-spec-v1.1.docx
+++ b/docs/woodlands-farm-ops-spec-v1.1.docx
@@ -25291,7 +25291,7 @@
               <w:jc w:val="left"/>
             </w:pPr>
             <w:r>
-              <w:t xml:space="preserve">App menu in the Tend layout: Dashboard (weather, week to date against last week, labour hours by person), Tasks (+ to add a task or note), Review, Sales (totals, customers from the buyer field), Notes, Farm Map, Crop Plan by Crop and by Map, Time &amp; Attendance, Field Walk, Logs, Rain, Water, KPIs, Settings, Help</w:t>
+              <w:t xml:space="preserve">App menu in the Tend layout: Dashboard (weather, week to date against last week, labour hours by person), Tasks (+ to add a task or note), Review, Sales (totals, customers from the buyer field; money figures for owners and task managers only, the server strips sale amounts from everything it sends a caretaker, and the dashboard and KPIs are console-only), Notes, Farm Map, Crop Plan by Crop and by Map, Time &amp; Attendance, Field Walk, Logs, Rain, Water, KPIs, Settings, Help</w:t>
             </w:r>
           </w:p>
         </w:tc>

--- a/docs/woodlands-farm-ops-spec-v1.1.docx
+++ b/docs/woodlands-farm-ops-spec-v1.1.docx
@@ -25278,6 +25278,59 @@
             </w:pPr>
             <w:r>
               <w:t xml:space="preserve">6.2</w:t>
+            </w:r>
+          </w:p>
+        </w:tc>
+      </w:tr>
+      <w:tr>
+        <w:tc>
+          <w:tcPr/>
+          <w:p>
+            <w:pPr>
+              <w:pStyle w:val="Compact"/>
+              <w:jc w:val="left"/>
+            </w:pPr>
+            <w:r>
+              <w:t xml:space="preserve">Field and bed outlines: Google Earth (KML) import, walk the boundary with phone GPS, satellite map</w:t>
+            </w:r>
+          </w:p>
+        </w:tc>
+        <w:tc>
+          <w:tcPr/>
+          <w:p>
+            <w:pPr>
+              <w:pStyle w:val="Compact"/>
+              <w:jc w:val="left"/>
+            </w:pPr>
+            <w:r>
+              <w:t xml:space="preserve">Built</w:t>
+            </w:r>
+          </w:p>
+        </w:tc>
+        <w:tc>
+          <w:tcPr/>
+          <w:p>
+            <w:pPr>
+              <w:pStyle w:val="Compact"/>
+              <w:jc w:val="left"/>
+            </w:pPr>
+            <w:r>
+              <w:t xml:space="preserve">Outlines are farm-level field_recorded events with an</w:t>
+            </w:r>
+            <w:r>
+              <w:t xml:space="preserve"> </w:t>
+            </w:r>
+            <w:r>
+              <w:rPr>
+                <w:rStyle w:val="VerbatimChar"/>
+              </w:rPr>
+              <w:t xml:space="preserve">outline</w:t>
+            </w:r>
+            <w:r>
+              <w:t xml:space="preserve"> </w:t>
+            </w:r>
+            <w:r>
+              <w:t xml:space="preserve">payload (offline through the outbox); locations.geom (GeoJSON) with geom_meta {area_ha, source, accuracy_m, by, at}; a caretaker’s walk is held in geom_proposed until an owner or task manager uses or discards it (migration 009). Esri World Imagery tiles online</w:t>
             </w:r>
           </w:p>
         </w:tc>

--- a/docs/woodlands-farm-ops-spec-v1.1.docx
+++ b/docs/woodlands-farm-ops-spec-v1.1.docx
@@ -25278,6 +25278,112 @@
             </w:pPr>
             <w:r>
               <w:t xml:space="preserve">6.2</w:t>
+            </w:r>
+          </w:p>
+        </w:tc>
+      </w:tr>
+      <w:tr>
+        <w:tc>
+          <w:tcPr/>
+          <w:p>
+            <w:pPr>
+              <w:pStyle w:val="Compact"/>
+              <w:jc w:val="left"/>
+            </w:pPr>
+            <w:r>
+              <w:t xml:space="preserve">Farm records beyond tasks: plant crop, log harvest (kg, bundles, crates, bags, tonnes), log activity (with cost), log feed, health and breeding records, add field; one validated form; + sheet on Tasks</w:t>
+            </w:r>
+          </w:p>
+        </w:tc>
+        <w:tc>
+          <w:tcPr/>
+          <w:p>
+            <w:pPr>
+              <w:pStyle w:val="Compact"/>
+              <w:jc w:val="left"/>
+            </w:pPr>
+            <w:r>
+              <w:t xml:space="preserve">Built</w:t>
+            </w:r>
+          </w:p>
+        </w:tc>
+        <w:tc>
+          <w:tcPr/>
+          <w:p>
+            <w:pPr>
+              <w:pStyle w:val="Compact"/>
+              <w:jc w:val="left"/>
+            </w:pPr>
+            <w:r>
+              <w:t xml:space="preserve">Farm-level field_recorded events with a</w:t>
+            </w:r>
+            <w:r>
+              <w:t xml:space="preserve"> </w:t>
+            </w:r>
+            <w:r>
+              <w:rPr>
+                <w:rStyle w:val="VerbatimChar"/>
+              </w:rPr>
+              <w:t xml:space="preserve">record</w:t>
+            </w:r>
+            <w:r>
+              <w:t xml:space="preserve"> </w:t>
+            </w:r>
+            <w:r>
+              <w:t xml:space="preserve">payload (offline through the outbox; status changes are later</w:t>
+            </w:r>
+            <w:r>
+              <w:t xml:space="preserve"> </w:t>
+            </w:r>
+            <w:r>
+              <w:rPr>
+                <w:rStyle w:val="VerbatimChar"/>
+              </w:rPr>
+              <w:t xml:space="preserve">update</w:t>
+            </w:r>
+            <w:r>
+              <w:t xml:space="preserve"> </w:t>
+            </w:r>
+            <w:r>
+              <w:t xml:space="preserve">records); GET /api/sync/notes?kind=record; costs stripped for caretakers like revenue; Add field (owners, task managers) creates the location in the fold</w:t>
+            </w:r>
+          </w:p>
+        </w:tc>
+      </w:tr>
+      <w:tr>
+        <w:tc>
+          <w:tcPr/>
+          <w:p>
+            <w:pPr>
+              <w:pStyle w:val="Compact"/>
+              <w:jc w:val="left"/>
+            </w:pPr>
+            <w:r>
+              <w:t xml:space="preserve">Livestock screen: health (vaccination, treatment, illness, deworming, checkup; ongoing or completed), breeding (expected date from gestation: cattle 283, goat 150, pig 114, chicken 21 days; next-birth countdown), feed (kg this month; cost for console); search and filter chips</w:t>
+            </w:r>
+          </w:p>
+        </w:tc>
+        <w:tc>
+          <w:tcPr/>
+          <w:p>
+            <w:pPr>
+              <w:pStyle w:val="Compact"/>
+              <w:jc w:val="left"/>
+            </w:pPr>
+            <w:r>
+              <w:t xml:space="preserve">Built</w:t>
+            </w:r>
+          </w:p>
+        </w:tc>
+        <w:tc>
+          <w:tcPr/>
+          <w:p>
+            <w:pPr>
+              <w:pStyle w:val="Compact"/>
+              <w:jc w:val="left"/>
+            </w:pPr>
+            <w:r>
+              <w:t xml:space="preserve">Crop Plan by crop shows plantings and harvested yields by unit; by map shows each bed’s latest records; Logs merges records with tasks</w:t>
             </w:r>
           </w:p>
         </w:tc>

--- a/docs/woodlands-farm-ops-spec-v1.1.docx
+++ b/docs/woodlands-farm-ops-spec-v1.1.docx
@@ -25278,6 +25278,44 @@
             </w:pPr>
             <w:r>
               <w:t xml:space="preserve">6.2</w:t>
+            </w:r>
+          </w:p>
+        </w:tc>
+      </w:tr>
+      <w:tr>
+        <w:tc>
+          <w:tcPr/>
+          <w:p>
+            <w:pPr>
+              <w:pStyle w:val="Compact"/>
+              <w:jc w:val="left"/>
+            </w:pPr>
+            <w:r>
+              <w:t xml:space="preserve">Sales: any number a day (walk-ins included) as sale records (product, quantity and unit, total received, buyer defaulting to Walk-in, payment method, optional photo), projected into sales_usd and bundles_sold readings; the daily C-02 task no longer releases</w:t>
+            </w:r>
+          </w:p>
+        </w:tc>
+        <w:tc>
+          <w:tcPr/>
+          <w:p>
+            <w:pPr>
+              <w:pStyle w:val="Compact"/>
+              <w:jc w:val="left"/>
+            </w:pPr>
+            <w:r>
+              <w:t xml:space="preserve">Built</w:t>
+            </w:r>
+          </w:p>
+        </w:tc>
+        <w:tc>
+          <w:tcPr/>
+          <w:p>
+            <w:pPr>
+              <w:pStyle w:val="Compact"/>
+              <w:jc w:val="left"/>
+            </w:pPr>
+            <w:r>
+              <w:t xml:space="preserve">Sales screen merges earlier C-02 records; amounts for owners and task managers only</w:t>
             </w:r>
           </w:p>
         </w:tc>
